--- a/ACT.219/ACT. 219 — Технические исправления.docx
+++ b/ACT.219/ACT. 219 — Технические исправления.docx
@@ -128,7 +128,7 @@
           <w:sz w:val="28"/>
           <w:szCs w:val="28"/>
         </w:rPr>
-        <w:t xml:space="preserve">о внесении изменений в действующие законы и нормативные акты</w:t>
+        <w:t xml:space="preserve">о внесении изменений в действующие законы и кодексы</w:t>
       </w:r>
     </w:p>
     <w:p>
@@ -174,7 +174,7 @@
           <w:sz w:val="24"/>
           <w:szCs w:val="24"/>
         </w:rPr>
-        <w:t xml:space="preserve">В действующие нормативные правовые акты штата вносятся технические (редакционные) исправления трёх видов: (1) в Законе о Национальной Гвардии штата San-Andreas воинское звание «Полковник» заменяется на «Генерал», устраняются повторяющиеся пункты части 1 статьи 2 и повторение буквенного обозначения «м)» в части 1 статьи 5, нумерация пунктов приводится в последовательный порядок (а, б, в, г, д, е, ж, з, и, к, л, м, н, о, п); (2) в Процессуальном кодексе штата San-Andreas в статье 62 отсылка к главе 4 Настоящего Кодекса исправляется на главу 3 (Процесс задержания); (3) в Процессуальном кодексе (статья 76) и Регламенте подачи обращений в Офис Генерального прокурора штата San-Andreas (статья 11) восстанавливается последовательный порядок буквенной нумерации пунктов. Исправления носят редакционный характер и не изменяют полномочия, права и обязанности, установленные актами; они вносятся во все действующие редакции соответствующих актов.</w:t>
+        <w:t xml:space="preserve">В действующие законы и кодексы штата вносятся технические (редакционные) исправления трёх видов: (1) устраняются ошибочное воинское звание и повторяющиеся нормы: в Законе о Национальной Гвардии штата San-Andreas звание «Полковник» заменяется на «Генерал», в статье 2 удаляются дублирующие пункты л) и м) с примечанием, в статье 5 устраняется повторение буквенного обозначения «м)», в Конституционном законе «О судебной системе штата Сан-Андреас» удаляются дословно повторяющиеся часть 11 статьи 38 и часть 7 статьи 49; (2) исправляются ошибочные отсылки: в Процессуальном кодексе штата San-Andreas статья 62 ссылается на главу 4 вместо главы 3 (Процесс задержания); в Дорожном кодексе штата San-Andreas статьи 70 и 71 ссылаются на статью 13.6 вместо статьи 13.5 Уголовного кодекса (Незаконная перевозка грузов с использованием поддельных товаросопроводительных документов); в Законе «О системе ордеров штата San-Andreas» статья 8 ссылается на статью 19 вместо статьи 12 Процессуального кодекса (Недопустимые доказательства); (3) восстанавливается последовательный порядок буквенной нумерации пунктов: Закон о Национальной Гвардии (статья 5 — а, б, в, г, д, е, ж, з, и, к, л, м, н, о, п) и Процессуальный кодекс (статья 76 — а, б, в, г, д, е, ж). Локальные нормативные акты (уставы, регламенты, правила, формы) настоящим законопроектом не затрагиваются. Исправления носят редакционный характер и не изменяют полномочия, права и обязанности, установленные актами; они вносятся во все действующие редакции соответствующих актов.</w:t>
       </w:r>
     </w:p>
     <w:p>
@@ -2036,7 +2036,7 @@
           <w:sz w:val="24"/>
           <w:szCs w:val="24"/>
         </w:rPr>
-        <w:t xml:space="preserve">SECTION. 4. ВНЕСЕНИЕ ПРАВКИ В Регламент подачи обращений в Офис Генерального прокурора штата San-Andreas</w:t>
+        <w:t xml:space="preserve">SECTION. 4. ВНЕСЕНИЕ ПРАВКИ В Дорожный кодекс штата San-Andreas</w:t>
       </w:r>
     </w:p>
     <w:tbl>
@@ -2142,111 +2142,40 @@
                 <w:sz w:val="24"/>
                 <w:szCs w:val="24"/>
               </w:rPr>
-              <w:t xml:space="preserve">Статья 11. Предварительное изучение обращения</w:t>
-            </w:r>
-          </w:p>
-          <w:p>
-            <w:pPr>
-              <w:widowControl w:val="0"/>
-              <w:spacing w:line="240" w:lineRule="auto"/>
-              <w:jc w:val="both"/>
-            </w:pPr>
-            <w:r>
-              <w:rPr>
-                <w:rFonts w:ascii="Times New Roman" w:eastAsia="Times New Roman" w:hAnsi="Times New Roman" w:cs="Times New Roman"/>
-                <w:color w:val="333333"/>
-                <w:sz w:val="24"/>
-                <w:szCs w:val="24"/>
-              </w:rPr>
-              <w:t xml:space="preserve">ч. 2 При предварительном изучении устанавливается:</w:t>
-            </w:r>
-          </w:p>
-          <w:p>
-            <w:pPr>
-              <w:widowControl w:val="0"/>
-              <w:spacing w:line="240" w:lineRule="auto"/>
-              <w:jc w:val="both"/>
-            </w:pPr>
-            <w:r>
-              <w:rPr>
-                <w:rFonts w:ascii="Times New Roman" w:eastAsia="Times New Roman" w:hAnsi="Times New Roman" w:cs="Times New Roman"/>
-                <w:color w:val="333333"/>
-                <w:sz w:val="24"/>
-                <w:szCs w:val="24"/>
-              </w:rPr>
-              <w:t xml:space="preserve">а) возможно ли установить заявителя;</w:t>
-            </w:r>
-          </w:p>
-          <w:p>
-            <w:pPr>
-              <w:widowControl w:val="0"/>
-              <w:spacing w:line="240" w:lineRule="auto"/>
-              <w:jc w:val="both"/>
-            </w:pPr>
-            <w:r>
-              <w:rPr>
-                <w:rFonts w:ascii="Times New Roman" w:eastAsia="Times New Roman" w:hAnsi="Times New Roman" w:cs="Times New Roman"/>
-                <w:color w:val="333333"/>
-                <w:sz w:val="24"/>
-                <w:szCs w:val="24"/>
-              </w:rPr>
-              <w:t xml:space="preserve">б) соответствует ли обращение обязательной форме;</w:t>
-            </w:r>
-          </w:p>
-          <w:p>
-            <w:pPr>
-              <w:widowControl w:val="0"/>
-              <w:spacing w:line="240" w:lineRule="auto"/>
-              <w:jc w:val="both"/>
-            </w:pPr>
-            <w:r>
-              <w:rPr>
-                <w:rFonts w:ascii="Times New Roman" w:eastAsia="Times New Roman" w:hAnsi="Times New Roman" w:cs="Times New Roman"/>
-                <w:color w:val="333333"/>
-                <w:sz w:val="24"/>
-                <w:szCs w:val="24"/>
-              </w:rPr>
-              <w:t xml:space="preserve">в) возможно ли установить предмет обращения;</w:t>
-            </w:r>
-          </w:p>
-          <w:p>
-            <w:pPr>
-              <w:widowControl w:val="0"/>
-              <w:spacing w:line="240" w:lineRule="auto"/>
-              <w:jc w:val="both"/>
-            </w:pPr>
-            <w:r>
-              <w:rPr>
-                <w:rFonts w:ascii="Times New Roman" w:eastAsia="Times New Roman" w:hAnsi="Times New Roman" w:cs="Times New Roman"/>
-                <w:color w:val="333333"/>
-                <w:sz w:val="24"/>
-                <w:szCs w:val="24"/>
-              </w:rPr>
-              <w:t xml:space="preserve">г) содержит ли обращение сведения о возможном нарушении закона;</w:t>
-            </w:r>
-          </w:p>
-          <w:p>
-            <w:pPr>
-              <w:widowControl w:val="0"/>
-              <w:spacing w:line="240" w:lineRule="auto"/>
-              <w:jc w:val="both"/>
-            </w:pPr>
-            <w:r>
-              <w:rPr>
-                <w:rFonts w:ascii="Times New Roman" w:eastAsia="Times New Roman" w:hAnsi="Times New Roman" w:cs="Times New Roman"/>
-                <w:color w:val="333333"/>
-                <w:sz w:val="24"/>
-                <w:szCs w:val="24"/>
-              </w:rPr>
-              <w:t xml:space="preserve">д) относится ли обращение к полномочиям Офиса Генерального прокурора;</w:t>
-            </w:r>
-          </w:p>
-          <w:p>
-            <w:pPr>
-              <w:widowControl w:val="0"/>
-              <w:spacing w:line="240" w:lineRule="auto"/>
-              <w:jc w:val="both"/>
-            </w:pPr>
+              <w:t xml:space="preserve">Статья 70. Основания обыска грузового транспортного средства</w:t>
+            </w:r>
+          </w:p>
+          <w:p>
+            <w:pPr>
+              <w:widowControl w:val="0"/>
+              <w:spacing w:line="240" w:lineRule="auto"/>
+              <w:jc w:val="both"/>
+            </w:pPr>
+            <w:r>
+              <w:rPr>
+                <w:rFonts w:ascii="Times New Roman" w:eastAsia="Times New Roman" w:hAnsi="Times New Roman" w:cs="Times New Roman"/>
+                <w:color w:val="333333"/>
+                <w:sz w:val="24"/>
+                <w:szCs w:val="24"/>
+              </w:rPr>
+              <w:t xml:space="preserve">ч. 1. Вскрытие грузового отсека и обыск транспортного средства производятся исключительно в порядке и по основаниям, предусмотренным статьей 30 Процессуального кодекса.</w:t>
+            </w:r>
+          </w:p>
+          <w:p>
+            <w:pPr>
+              <w:widowControl w:val="0"/>
+              <w:spacing w:line="240" w:lineRule="auto"/>
+              <w:jc w:val="both"/>
+            </w:pPr>
+            <w:r>
+              <w:rPr>
+                <w:rFonts w:ascii="Times New Roman" w:eastAsia="Times New Roman" w:hAnsi="Times New Roman" w:cs="Times New Roman"/>
+                <w:color w:val="333333"/>
+                <w:sz w:val="24"/>
+                <w:szCs w:val="24"/>
+              </w:rPr>
+              <w:t xml:space="preserve">ч. 2. Установленная поддельность накладной признается объективным признаком возможного нарушения статьи </w:t>
+            </w:r>
             <w:r>
               <w:rPr>
                 <w:rFonts w:ascii="Times New Roman" w:eastAsia="Times New Roman" w:hAnsi="Times New Roman" w:cs="Times New Roman"/>
@@ -2255,68 +2184,16 @@
                 <w:szCs w:val="24"/>
                 <w:shd w:val="clear" w:color="auto" w:fill="F4CCCC"/>
               </w:rPr>
-              <w:t xml:space="preserve">ж) </w:t>
-            </w:r>
-            <w:r>
-              <w:rPr>
-                <w:rFonts w:ascii="Times New Roman" w:eastAsia="Times New Roman" w:hAnsi="Times New Roman" w:cs="Times New Roman"/>
-                <w:color w:val="333333"/>
-                <w:sz w:val="24"/>
-                <w:szCs w:val="24"/>
-              </w:rPr>
-              <w:t xml:space="preserve">имеются ли основания для отказа;</w:t>
-            </w:r>
-          </w:p>
-          <w:p>
-            <w:pPr>
-              <w:widowControl w:val="0"/>
-              <w:spacing w:line="240" w:lineRule="auto"/>
-              <w:jc w:val="both"/>
-            </w:pPr>
-            <w:r>
-              <w:rPr>
-                <w:rFonts w:ascii="Times New Roman" w:eastAsia="Times New Roman" w:hAnsi="Times New Roman" w:cs="Times New Roman"/>
-                <w:color w:val="333333"/>
-                <w:sz w:val="24"/>
-                <w:szCs w:val="24"/>
-                <w:shd w:val="clear" w:color="auto" w:fill="F4CCCC"/>
-              </w:rPr>
-              <w:t xml:space="preserve">з) </w:t>
-            </w:r>
-            <w:r>
-              <w:rPr>
-                <w:rFonts w:ascii="Times New Roman" w:eastAsia="Times New Roman" w:hAnsi="Times New Roman" w:cs="Times New Roman"/>
-                <w:color w:val="333333"/>
-                <w:sz w:val="24"/>
-                <w:szCs w:val="24"/>
-              </w:rPr>
-              <w:t xml:space="preserve">имеются ли основания для переадресации;</w:t>
-            </w:r>
-          </w:p>
-          <w:p>
-            <w:pPr>
-              <w:widowControl w:val="0"/>
-              <w:spacing w:line="240" w:lineRule="auto"/>
-              <w:jc w:val="both"/>
-            </w:pPr>
-            <w:r>
-              <w:rPr>
-                <w:rFonts w:ascii="Times New Roman" w:eastAsia="Times New Roman" w:hAnsi="Times New Roman" w:cs="Times New Roman"/>
-                <w:color w:val="333333"/>
-                <w:sz w:val="24"/>
-                <w:szCs w:val="24"/>
-                <w:shd w:val="clear" w:color="auto" w:fill="F4CCCC"/>
-              </w:rPr>
-              <w:t xml:space="preserve">и) </w:t>
-            </w:r>
-            <w:r>
-              <w:rPr>
-                <w:rFonts w:ascii="Times New Roman" w:eastAsia="Times New Roman" w:hAnsi="Times New Roman" w:cs="Times New Roman"/>
-                <w:color w:val="333333"/>
-                <w:sz w:val="24"/>
-                <w:szCs w:val="24"/>
-              </w:rPr>
-              <w:t xml:space="preserve">имеются ли основания для прекращения производства.</w:t>
+              <w:t xml:space="preserve">13.6 </w:t>
+            </w:r>
+            <w:r>
+              <w:rPr>
+                <w:rFonts w:ascii="Times New Roman" w:eastAsia="Times New Roman" w:hAnsi="Times New Roman" w:cs="Times New Roman"/>
+                <w:color w:val="333333"/>
+                <w:sz w:val="24"/>
+                <w:szCs w:val="24"/>
+              </w:rPr>
+              <w:t xml:space="preserve">Уголовного кодекса и является основанием для проведения обыска перевозимого груза.</w:t>
             </w:r>
           </w:p>
         </w:tc>
@@ -2344,111 +2221,40 @@
                 <w:sz w:val="24"/>
                 <w:szCs w:val="24"/>
               </w:rPr>
-              <w:t xml:space="preserve">Статья 11. Предварительное изучение обращения</w:t>
-            </w:r>
-          </w:p>
-          <w:p>
-            <w:pPr>
-              <w:widowControl w:val="0"/>
-              <w:spacing w:line="240" w:lineRule="auto"/>
-              <w:jc w:val="both"/>
-            </w:pPr>
-            <w:r>
-              <w:rPr>
-                <w:rFonts w:ascii="Times New Roman" w:eastAsia="Times New Roman" w:hAnsi="Times New Roman" w:cs="Times New Roman"/>
-                <w:color w:val="333333"/>
-                <w:sz w:val="24"/>
-                <w:szCs w:val="24"/>
-              </w:rPr>
-              <w:t xml:space="preserve">ч. 2 При предварительном изучении устанавливается:</w:t>
-            </w:r>
-          </w:p>
-          <w:p>
-            <w:pPr>
-              <w:widowControl w:val="0"/>
-              <w:spacing w:line="240" w:lineRule="auto"/>
-              <w:jc w:val="both"/>
-            </w:pPr>
-            <w:r>
-              <w:rPr>
-                <w:rFonts w:ascii="Times New Roman" w:eastAsia="Times New Roman" w:hAnsi="Times New Roman" w:cs="Times New Roman"/>
-                <w:color w:val="333333"/>
-                <w:sz w:val="24"/>
-                <w:szCs w:val="24"/>
-              </w:rPr>
-              <w:t xml:space="preserve">а) возможно ли установить заявителя;</w:t>
-            </w:r>
-          </w:p>
-          <w:p>
-            <w:pPr>
-              <w:widowControl w:val="0"/>
-              <w:spacing w:line="240" w:lineRule="auto"/>
-              <w:jc w:val="both"/>
-            </w:pPr>
-            <w:r>
-              <w:rPr>
-                <w:rFonts w:ascii="Times New Roman" w:eastAsia="Times New Roman" w:hAnsi="Times New Roman" w:cs="Times New Roman"/>
-                <w:color w:val="333333"/>
-                <w:sz w:val="24"/>
-                <w:szCs w:val="24"/>
-              </w:rPr>
-              <w:t xml:space="preserve">б) соответствует ли обращение обязательной форме;</w:t>
-            </w:r>
-          </w:p>
-          <w:p>
-            <w:pPr>
-              <w:widowControl w:val="0"/>
-              <w:spacing w:line="240" w:lineRule="auto"/>
-              <w:jc w:val="both"/>
-            </w:pPr>
-            <w:r>
-              <w:rPr>
-                <w:rFonts w:ascii="Times New Roman" w:eastAsia="Times New Roman" w:hAnsi="Times New Roman" w:cs="Times New Roman"/>
-                <w:color w:val="333333"/>
-                <w:sz w:val="24"/>
-                <w:szCs w:val="24"/>
-              </w:rPr>
-              <w:t xml:space="preserve">в) возможно ли установить предмет обращения;</w:t>
-            </w:r>
-          </w:p>
-          <w:p>
-            <w:pPr>
-              <w:widowControl w:val="0"/>
-              <w:spacing w:line="240" w:lineRule="auto"/>
-              <w:jc w:val="both"/>
-            </w:pPr>
-            <w:r>
-              <w:rPr>
-                <w:rFonts w:ascii="Times New Roman" w:eastAsia="Times New Roman" w:hAnsi="Times New Roman" w:cs="Times New Roman"/>
-                <w:color w:val="333333"/>
-                <w:sz w:val="24"/>
-                <w:szCs w:val="24"/>
-              </w:rPr>
-              <w:t xml:space="preserve">г) содержит ли обращение сведения о возможном нарушении закона;</w:t>
-            </w:r>
-          </w:p>
-          <w:p>
-            <w:pPr>
-              <w:widowControl w:val="0"/>
-              <w:spacing w:line="240" w:lineRule="auto"/>
-              <w:jc w:val="both"/>
-            </w:pPr>
-            <w:r>
-              <w:rPr>
-                <w:rFonts w:ascii="Times New Roman" w:eastAsia="Times New Roman" w:hAnsi="Times New Roman" w:cs="Times New Roman"/>
-                <w:color w:val="333333"/>
-                <w:sz w:val="24"/>
-                <w:szCs w:val="24"/>
-              </w:rPr>
-              <w:t xml:space="preserve">д) относится ли обращение к полномочиям Офиса Генерального прокурора;</w:t>
-            </w:r>
-          </w:p>
-          <w:p>
-            <w:pPr>
-              <w:widowControl w:val="0"/>
-              <w:spacing w:line="240" w:lineRule="auto"/>
-              <w:jc w:val="both"/>
-            </w:pPr>
+              <w:t xml:space="preserve">Статья 70. Основания обыска грузового транспортного средства</w:t>
+            </w:r>
+          </w:p>
+          <w:p>
+            <w:pPr>
+              <w:widowControl w:val="0"/>
+              <w:spacing w:line="240" w:lineRule="auto"/>
+              <w:jc w:val="both"/>
+            </w:pPr>
+            <w:r>
+              <w:rPr>
+                <w:rFonts w:ascii="Times New Roman" w:eastAsia="Times New Roman" w:hAnsi="Times New Roman" w:cs="Times New Roman"/>
+                <w:color w:val="333333"/>
+                <w:sz w:val="24"/>
+                <w:szCs w:val="24"/>
+              </w:rPr>
+              <w:t xml:space="preserve">ч. 1. Вскрытие грузового отсека и обыск транспортного средства производятся исключительно в порядке и по основаниям, предусмотренным статьей 30 Процессуального кодекса.</w:t>
+            </w:r>
+          </w:p>
+          <w:p>
+            <w:pPr>
+              <w:widowControl w:val="0"/>
+              <w:spacing w:line="240" w:lineRule="auto"/>
+              <w:jc w:val="both"/>
+            </w:pPr>
+            <w:r>
+              <w:rPr>
+                <w:rFonts w:ascii="Times New Roman" w:eastAsia="Times New Roman" w:hAnsi="Times New Roman" w:cs="Times New Roman"/>
+                <w:color w:val="333333"/>
+                <w:sz w:val="24"/>
+                <w:szCs w:val="24"/>
+              </w:rPr>
+              <w:t xml:space="preserve">ч. 2. Установленная поддельность накладной признается объективным признаком возможного нарушения статьи </w:t>
+            </w:r>
             <w:r>
               <w:rPr>
                 <w:rFonts w:ascii="Times New Roman" w:eastAsia="Times New Roman" w:hAnsi="Times New Roman" w:cs="Times New Roman"/>
@@ -2457,24 +2263,190 @@
                 <w:szCs w:val="24"/>
                 <w:shd w:val="clear" w:color="auto" w:fill="D9EAD3"/>
               </w:rPr>
-              <w:t xml:space="preserve">е) </w:t>
-            </w:r>
-            <w:r>
-              <w:rPr>
-                <w:rFonts w:ascii="Times New Roman" w:eastAsia="Times New Roman" w:hAnsi="Times New Roman" w:cs="Times New Roman"/>
-                <w:color w:val="333333"/>
-                <w:sz w:val="24"/>
-                <w:szCs w:val="24"/>
-              </w:rPr>
-              <w:t xml:space="preserve">имеются ли основания для отказа;</w:t>
-            </w:r>
-          </w:p>
-          <w:p>
-            <w:pPr>
-              <w:widowControl w:val="0"/>
-              <w:spacing w:line="240" w:lineRule="auto"/>
-              <w:jc w:val="both"/>
-            </w:pPr>
+              <w:t xml:space="preserve">13.5 </w:t>
+            </w:r>
+            <w:r>
+              <w:rPr>
+                <w:rFonts w:ascii="Times New Roman" w:eastAsia="Times New Roman" w:hAnsi="Times New Roman" w:cs="Times New Roman"/>
+                <w:color w:val="333333"/>
+                <w:sz w:val="24"/>
+                <w:szCs w:val="24"/>
+              </w:rPr>
+              <w:t xml:space="preserve">Уголовного кодекса и является основанием для проведения обыска перевозимого груза.</w:t>
+            </w:r>
+          </w:p>
+        </w:tc>
+      </w:tr>
+      <w:tr>
+        <w:tc>
+          <w:tcPr>
+            <w:tcW w:w="5940" w:type="dxa"/>
+            <w:shd w:val="clear" w:color="auto" w:fill="auto"/>
+            <w:tcMar>
+              <w:top w:w="100" w:type="dxa"/>
+              <w:left w:w="100" w:type="dxa"/>
+              <w:bottom w:w="100" w:type="dxa"/>
+              <w:right w:w="100" w:type="dxa"/>
+            </w:tcMar>
+          </w:tcPr>
+          <w:p>
+            <w:pPr>
+              <w:widowControl w:val="0"/>
+              <w:spacing w:line="240" w:lineRule="auto"/>
+              <w:jc w:val="both"/>
+            </w:pPr>
+            <w:r>
+              <w:rPr>
+                <w:rFonts w:ascii="Times New Roman" w:eastAsia="Times New Roman" w:hAnsi="Times New Roman" w:cs="Times New Roman"/>
+                <w:color w:val="333333"/>
+                <w:sz w:val="24"/>
+                <w:szCs w:val="24"/>
+              </w:rPr>
+              <w:t xml:space="preserve">Статья 71. Ответственность</w:t>
+            </w:r>
+          </w:p>
+          <w:p>
+            <w:pPr>
+              <w:widowControl w:val="0"/>
+              <w:spacing w:line="240" w:lineRule="auto"/>
+              <w:jc w:val="both"/>
+            </w:pPr>
+            <w:r>
+              <w:rPr>
+                <w:rFonts w:ascii="Times New Roman" w:eastAsia="Times New Roman" w:hAnsi="Times New Roman" w:cs="Times New Roman"/>
+                <w:color w:val="333333"/>
+                <w:sz w:val="24"/>
+                <w:szCs w:val="24"/>
+              </w:rPr>
+              <w:t xml:space="preserve">ч. 1. Непредъявление накладной при перевозке коммерческого груза:</w:t>
+            </w:r>
+          </w:p>
+          <w:p>
+            <w:pPr>
+              <w:widowControl w:val="0"/>
+              <w:spacing w:line="240" w:lineRule="auto"/>
+              <w:jc w:val="both"/>
+            </w:pPr>
+            <w:r>
+              <w:rPr>
+                <w:rFonts w:ascii="Times New Roman" w:eastAsia="Times New Roman" w:hAnsi="Times New Roman" w:cs="Times New Roman"/>
+                <w:color w:val="333333"/>
+                <w:sz w:val="24"/>
+                <w:szCs w:val="24"/>
+              </w:rPr>
+              <w:t xml:space="preserve">Наказание: штраф от 30.000$ до 60.000$.</w:t>
+            </w:r>
+          </w:p>
+          <w:p>
+            <w:pPr>
+              <w:widowControl w:val="0"/>
+              <w:spacing w:line="240" w:lineRule="auto"/>
+              <w:jc w:val="both"/>
+            </w:pPr>
+            <w:r>
+              <w:rPr>
+                <w:rFonts w:ascii="Times New Roman" w:eastAsia="Times New Roman" w:hAnsi="Times New Roman" w:cs="Times New Roman"/>
+                <w:color w:val="333333"/>
+                <w:sz w:val="24"/>
+                <w:szCs w:val="24"/>
+              </w:rPr>
+              <w:t xml:space="preserve">ч. 2. Использование поддельной накладной квалифицируется в соответствии со статьей </w:t>
+            </w:r>
+            <w:r>
+              <w:rPr>
+                <w:rFonts w:ascii="Times New Roman" w:eastAsia="Times New Roman" w:hAnsi="Times New Roman" w:cs="Times New Roman"/>
+                <w:color w:val="333333"/>
+                <w:sz w:val="24"/>
+                <w:szCs w:val="24"/>
+                <w:shd w:val="clear" w:color="auto" w:fill="F4CCCC"/>
+              </w:rPr>
+              <w:t xml:space="preserve">13.6 </w:t>
+            </w:r>
+            <w:r>
+              <w:rPr>
+                <w:rFonts w:ascii="Times New Roman" w:eastAsia="Times New Roman" w:hAnsi="Times New Roman" w:cs="Times New Roman"/>
+                <w:color w:val="333333"/>
+                <w:sz w:val="24"/>
+                <w:szCs w:val="24"/>
+              </w:rPr>
+              <w:t xml:space="preserve">Уголовного кодекса.</w:t>
+            </w:r>
+          </w:p>
+        </w:tc>
+        <w:tc>
+          <w:tcPr>
+            <w:tcW w:w="5940" w:type="dxa"/>
+            <w:shd w:val="clear" w:color="auto" w:fill="auto"/>
+            <w:tcMar>
+              <w:top w:w="100" w:type="dxa"/>
+              <w:left w:w="100" w:type="dxa"/>
+              <w:bottom w:w="100" w:type="dxa"/>
+              <w:right w:w="100" w:type="dxa"/>
+            </w:tcMar>
+          </w:tcPr>
+          <w:p>
+            <w:pPr>
+              <w:widowControl w:val="0"/>
+              <w:spacing w:line="240" w:lineRule="auto"/>
+              <w:jc w:val="both"/>
+            </w:pPr>
+            <w:r>
+              <w:rPr>
+                <w:rFonts w:ascii="Times New Roman" w:eastAsia="Times New Roman" w:hAnsi="Times New Roman" w:cs="Times New Roman"/>
+                <w:color w:val="333333"/>
+                <w:sz w:val="24"/>
+                <w:szCs w:val="24"/>
+              </w:rPr>
+              <w:t xml:space="preserve">Статья 71. Ответственность</w:t>
+            </w:r>
+          </w:p>
+          <w:p>
+            <w:pPr>
+              <w:widowControl w:val="0"/>
+              <w:spacing w:line="240" w:lineRule="auto"/>
+              <w:jc w:val="both"/>
+            </w:pPr>
+            <w:r>
+              <w:rPr>
+                <w:rFonts w:ascii="Times New Roman" w:eastAsia="Times New Roman" w:hAnsi="Times New Roman" w:cs="Times New Roman"/>
+                <w:color w:val="333333"/>
+                <w:sz w:val="24"/>
+                <w:szCs w:val="24"/>
+              </w:rPr>
+              <w:t xml:space="preserve">ч. 1. Непредъявление накладной при перевозке коммерческого груза:</w:t>
+            </w:r>
+          </w:p>
+          <w:p>
+            <w:pPr>
+              <w:widowControl w:val="0"/>
+              <w:spacing w:line="240" w:lineRule="auto"/>
+              <w:jc w:val="both"/>
+            </w:pPr>
+            <w:r>
+              <w:rPr>
+                <w:rFonts w:ascii="Times New Roman" w:eastAsia="Times New Roman" w:hAnsi="Times New Roman" w:cs="Times New Roman"/>
+                <w:color w:val="333333"/>
+                <w:sz w:val="24"/>
+                <w:szCs w:val="24"/>
+              </w:rPr>
+              <w:t xml:space="preserve">Наказание: штраф от 30.000$ до 60.000$.</w:t>
+            </w:r>
+          </w:p>
+          <w:p>
+            <w:pPr>
+              <w:widowControl w:val="0"/>
+              <w:spacing w:line="240" w:lineRule="auto"/>
+              <w:jc w:val="both"/>
+            </w:pPr>
+            <w:r>
+              <w:rPr>
+                <w:rFonts w:ascii="Times New Roman" w:eastAsia="Times New Roman" w:hAnsi="Times New Roman" w:cs="Times New Roman"/>
+                <w:color w:val="333333"/>
+                <w:sz w:val="24"/>
+                <w:szCs w:val="24"/>
+              </w:rPr>
+              <w:t xml:space="preserve">ч. 2. Использование поддельной накладной квалифицируется в соответствии со статьей </w:t>
+            </w:r>
             <w:r>
               <w:rPr>
                 <w:rFonts w:ascii="Times New Roman" w:eastAsia="Times New Roman" w:hAnsi="Times New Roman" w:cs="Times New Roman"/>
@@ -2483,24 +2455,292 @@
                 <w:szCs w:val="24"/>
                 <w:shd w:val="clear" w:color="auto" w:fill="D9EAD3"/>
               </w:rPr>
-              <w:t xml:space="preserve">ж) </w:t>
-            </w:r>
-            <w:r>
-              <w:rPr>
-                <w:rFonts w:ascii="Times New Roman" w:eastAsia="Times New Roman" w:hAnsi="Times New Roman" w:cs="Times New Roman"/>
-                <w:color w:val="333333"/>
-                <w:sz w:val="24"/>
-                <w:szCs w:val="24"/>
-              </w:rPr>
-              <w:t xml:space="preserve">имеются ли основания для переадресации;</w:t>
-            </w:r>
-          </w:p>
-          <w:p>
-            <w:pPr>
-              <w:widowControl w:val="0"/>
-              <w:spacing w:line="240" w:lineRule="auto"/>
-              <w:jc w:val="both"/>
-            </w:pPr>
+              <w:t xml:space="preserve">13.5 </w:t>
+            </w:r>
+            <w:r>
+              <w:rPr>
+                <w:rFonts w:ascii="Times New Roman" w:eastAsia="Times New Roman" w:hAnsi="Times New Roman" w:cs="Times New Roman"/>
+                <w:color w:val="333333"/>
+                <w:sz w:val="24"/>
+                <w:szCs w:val="24"/>
+              </w:rPr>
+              <w:t xml:space="preserve">Уголовного кодекса.</w:t>
+            </w:r>
+          </w:p>
+        </w:tc>
+      </w:tr>
+    </w:tbl>
+    <w:p>
+      <w:pPr>
+        <w:spacing w:after="300"/>
+        <w:jc w:val="both"/>
+      </w:pPr>
+    </w:p>
+    <w:p>
+      <w:pPr>
+        <w:spacing w:after="300"/>
+        <w:ind w:firstLine="426"/>
+      </w:pPr>
+      <w:r>
+        <w:rPr>
+          <w:rFonts w:ascii="Times New Roman" w:eastAsia="Times New Roman" w:hAnsi="Times New Roman" w:cs="Times New Roman"/>
+          <w:b/>
+          <w:bCs/>
+          <w:color w:val="333333"/>
+          <w:sz w:val="24"/>
+          <w:szCs w:val="24"/>
+        </w:rPr>
+        <w:t xml:space="preserve">SECTION. 5. ВНЕСЕНИЕ ПРАВКИ В Закон «О системе ордеров штата San-Andreas»</w:t>
+      </w:r>
+    </w:p>
+    <w:tbl>
+      <w:tblPr>
+        <w:tblStyle w:val="aa"/>
+        <w:tblW w:w="11880" w:type="dxa"/>
+        <w:tblInd w:w="-1440" w:type="dxa"/>
+        <w:tblBorders>
+          <w:top w:val="single" w:sz="8" w:space="0" w:color="000000"/>
+          <w:left w:val="single" w:sz="8" w:space="0" w:color="000000"/>
+          <w:bottom w:val="single" w:sz="8" w:space="0" w:color="000000"/>
+          <w:right w:val="single" w:sz="8" w:space="0" w:color="000000"/>
+          <w:insideH w:val="single" w:sz="8" w:space="0" w:color="000000"/>
+          <w:insideV w:val="single" w:sz="8" w:space="0" w:color="000000"/>
+        </w:tblBorders>
+        <w:tblLayout w:type="fixed"/>
+        <w:tblLook w:val="0600" w:firstRow="0" w:lastRow="0" w:firstColumn="0" w:lastColumn="0" w:noHBand="1" w:noVBand="1"/>
+      </w:tblPr>
+      <w:tblGrid>
+        <w:gridCol w:w="5940"/>
+        <w:gridCol w:w="5940"/>
+      </w:tblGrid>
+      <w:tr>
+        <w:tc>
+          <w:tcPr>
+            <w:tcW w:w="5940" w:type="dxa"/>
+            <w:shd w:val="clear" w:color="auto" w:fill="auto"/>
+            <w:tcMar>
+              <w:top w:w="100" w:type="dxa"/>
+              <w:left w:w="100" w:type="dxa"/>
+              <w:bottom w:w="100" w:type="dxa"/>
+              <w:right w:w="100" w:type="dxa"/>
+            </w:tcMar>
+          </w:tcPr>
+          <w:p>
+            <w:pPr>
+              <w:widowControl w:val="0"/>
+              <w:spacing w:line="240" w:lineRule="auto"/>
+              <w:jc w:val="both"/>
+            </w:pPr>
+            <w:r>
+              <w:rPr>
+                <w:rFonts w:ascii="Times New Roman" w:eastAsia="Times New Roman" w:hAnsi="Times New Roman" w:cs="Times New Roman"/>
+                <w:color w:val="333333"/>
+                <w:sz w:val="24"/>
+                <w:szCs w:val="24"/>
+              </w:rPr>
+              <w:t xml:space="preserve">настоящая редакция</w:t>
+            </w:r>
+          </w:p>
+        </w:tc>
+        <w:tc>
+          <w:tcPr>
+            <w:tcW w:w="5940" w:type="dxa"/>
+            <w:shd w:val="clear" w:color="auto" w:fill="auto"/>
+            <w:tcMar>
+              <w:top w:w="100" w:type="dxa"/>
+              <w:left w:w="100" w:type="dxa"/>
+              <w:bottom w:w="100" w:type="dxa"/>
+              <w:right w:w="100" w:type="dxa"/>
+            </w:tcMar>
+          </w:tcPr>
+          <w:p>
+            <w:pPr>
+              <w:widowControl w:val="0"/>
+              <w:spacing w:line="240" w:lineRule="auto"/>
+              <w:jc w:val="both"/>
+            </w:pPr>
+            <w:r>
+              <w:rPr>
+                <w:rFonts w:ascii="Times New Roman" w:eastAsia="Times New Roman" w:hAnsi="Times New Roman" w:cs="Times New Roman"/>
+                <w:color w:val="333333"/>
+                <w:sz w:val="24"/>
+                <w:szCs w:val="24"/>
+              </w:rPr>
+              <w:t xml:space="preserve">предложенный вариант</w:t>
+            </w:r>
+          </w:p>
+        </w:tc>
+      </w:tr>
+      <w:tr>
+        <w:tc>
+          <w:tcPr>
+            <w:tcW w:w="5940" w:type="dxa"/>
+            <w:shd w:val="clear" w:color="auto" w:fill="auto"/>
+            <w:tcMar>
+              <w:top w:w="100" w:type="dxa"/>
+              <w:left w:w="100" w:type="dxa"/>
+              <w:bottom w:w="100" w:type="dxa"/>
+              <w:right w:w="100" w:type="dxa"/>
+            </w:tcMar>
+          </w:tcPr>
+          <w:p>
+            <w:pPr>
+              <w:widowControl w:val="0"/>
+              <w:spacing w:line="240" w:lineRule="auto"/>
+              <w:jc w:val="both"/>
+            </w:pPr>
+            <w:r>
+              <w:rPr>
+                <w:rFonts w:ascii="Times New Roman" w:eastAsia="Times New Roman" w:hAnsi="Times New Roman" w:cs="Times New Roman"/>
+                <w:color w:val="333333"/>
+                <w:sz w:val="24"/>
+                <w:szCs w:val="24"/>
+              </w:rPr>
+              <w:t xml:space="preserve">Статья 8. Обжалование ордеров.</w:t>
+            </w:r>
+          </w:p>
+          <w:p>
+            <w:pPr>
+              <w:widowControl w:val="0"/>
+              <w:spacing w:line="240" w:lineRule="auto"/>
+              <w:jc w:val="both"/>
+            </w:pPr>
+            <w:r>
+              <w:rPr>
+                <w:rFonts w:ascii="Times New Roman" w:eastAsia="Times New Roman" w:hAnsi="Times New Roman" w:cs="Times New Roman"/>
+                <w:color w:val="333333"/>
+                <w:sz w:val="24"/>
+                <w:szCs w:val="24"/>
+              </w:rPr>
+              <w:t xml:space="preserve">ч. 3 Ордер, авторизованный сотрудником офиса Генерального прокурора, может быть отозвано лицом, его авторизовавшим, либо вышестоящим прокурором.</w:t>
+            </w:r>
+          </w:p>
+          <w:p>
+            <w:pPr>
+              <w:widowControl w:val="0"/>
+              <w:spacing w:line="240" w:lineRule="auto"/>
+              <w:jc w:val="both"/>
+            </w:pPr>
+            <w:r>
+              <w:rPr>
+                <w:rFonts w:ascii="Times New Roman" w:eastAsia="Times New Roman" w:hAnsi="Times New Roman" w:cs="Times New Roman"/>
+                <w:color w:val="333333"/>
+                <w:sz w:val="24"/>
+                <w:szCs w:val="24"/>
+              </w:rPr>
+              <w:t xml:space="preserve">ч. 4 Ордер, авторизованный судом, может быть отозван или приостановлен судом, его вынесшим, либо вышестоящей судебной инстанцией в порядке, установленном Конституционным законом «О судебной системе штата Сан-Андреас».</w:t>
+            </w:r>
+          </w:p>
+          <w:p>
+            <w:pPr>
+              <w:widowControl w:val="0"/>
+              <w:spacing w:line="240" w:lineRule="auto"/>
+              <w:jc w:val="both"/>
+            </w:pPr>
+            <w:r>
+              <w:rPr>
+                <w:rFonts w:ascii="Times New Roman" w:eastAsia="Times New Roman" w:hAnsi="Times New Roman" w:cs="Times New Roman"/>
+                <w:color w:val="333333"/>
+                <w:sz w:val="24"/>
+                <w:szCs w:val="24"/>
+              </w:rPr>
+              <w:t xml:space="preserve">ч. 5 Исполнение ордера, действие которого приостановлено или отозвано, влечет признание полученных доказательств недопустимыми в порядке статьи </w:t>
+            </w:r>
+            <w:r>
+              <w:rPr>
+                <w:rFonts w:ascii="Times New Roman" w:eastAsia="Times New Roman" w:hAnsi="Times New Roman" w:cs="Times New Roman"/>
+                <w:color w:val="333333"/>
+                <w:sz w:val="24"/>
+                <w:szCs w:val="24"/>
+                <w:shd w:val="clear" w:color="auto" w:fill="F4CCCC"/>
+              </w:rPr>
+              <w:t xml:space="preserve">19 </w:t>
+            </w:r>
+            <w:r>
+              <w:rPr>
+                <w:rFonts w:ascii="Times New Roman" w:eastAsia="Times New Roman" w:hAnsi="Times New Roman" w:cs="Times New Roman"/>
+                <w:color w:val="333333"/>
+                <w:sz w:val="24"/>
+                <w:szCs w:val="24"/>
+              </w:rPr>
+              <w:t xml:space="preserve">Процессуального кодекса штата Сан-Андреас, а также ответственность, предусмотренную законодательством штата Сан-Андреас.</w:t>
+            </w:r>
+          </w:p>
+        </w:tc>
+        <w:tc>
+          <w:tcPr>
+            <w:tcW w:w="5940" w:type="dxa"/>
+            <w:shd w:val="clear" w:color="auto" w:fill="auto"/>
+            <w:tcMar>
+              <w:top w:w="100" w:type="dxa"/>
+              <w:left w:w="100" w:type="dxa"/>
+              <w:bottom w:w="100" w:type="dxa"/>
+              <w:right w:w="100" w:type="dxa"/>
+            </w:tcMar>
+          </w:tcPr>
+          <w:p>
+            <w:pPr>
+              <w:widowControl w:val="0"/>
+              <w:spacing w:line="240" w:lineRule="auto"/>
+              <w:jc w:val="both"/>
+            </w:pPr>
+            <w:r>
+              <w:rPr>
+                <w:rFonts w:ascii="Times New Roman" w:eastAsia="Times New Roman" w:hAnsi="Times New Roman" w:cs="Times New Roman"/>
+                <w:color w:val="333333"/>
+                <w:sz w:val="24"/>
+                <w:szCs w:val="24"/>
+              </w:rPr>
+              <w:t xml:space="preserve">Статья 8. Обжалование ордеров.</w:t>
+            </w:r>
+          </w:p>
+          <w:p>
+            <w:pPr>
+              <w:widowControl w:val="0"/>
+              <w:spacing w:line="240" w:lineRule="auto"/>
+              <w:jc w:val="both"/>
+            </w:pPr>
+            <w:r>
+              <w:rPr>
+                <w:rFonts w:ascii="Times New Roman" w:eastAsia="Times New Roman" w:hAnsi="Times New Roman" w:cs="Times New Roman"/>
+                <w:color w:val="333333"/>
+                <w:sz w:val="24"/>
+                <w:szCs w:val="24"/>
+              </w:rPr>
+              <w:t xml:space="preserve">ч. 3 Ордер, авторизованный сотрудником офиса Генерального прокурора, может быть отозвано лицом, его авторизовавшим, либо вышестоящим прокурором.</w:t>
+            </w:r>
+          </w:p>
+          <w:p>
+            <w:pPr>
+              <w:widowControl w:val="0"/>
+              <w:spacing w:line="240" w:lineRule="auto"/>
+              <w:jc w:val="both"/>
+            </w:pPr>
+            <w:r>
+              <w:rPr>
+                <w:rFonts w:ascii="Times New Roman" w:eastAsia="Times New Roman" w:hAnsi="Times New Roman" w:cs="Times New Roman"/>
+                <w:color w:val="333333"/>
+                <w:sz w:val="24"/>
+                <w:szCs w:val="24"/>
+              </w:rPr>
+              <w:t xml:space="preserve">ч. 4 Ордер, авторизованный судом, может быть отозван или приостановлен судом, его вынесшим, либо вышестоящей судебной инстанцией в порядке, установленном Конституционным законом «О судебной системе штата Сан-Андреас».</w:t>
+            </w:r>
+          </w:p>
+          <w:p>
+            <w:pPr>
+              <w:widowControl w:val="0"/>
+              <w:spacing w:line="240" w:lineRule="auto"/>
+              <w:jc w:val="both"/>
+            </w:pPr>
+            <w:r>
+              <w:rPr>
+                <w:rFonts w:ascii="Times New Roman" w:eastAsia="Times New Roman" w:hAnsi="Times New Roman" w:cs="Times New Roman"/>
+                <w:color w:val="333333"/>
+                <w:sz w:val="24"/>
+                <w:szCs w:val="24"/>
+              </w:rPr>
+              <w:t xml:space="preserve">ч. 5 Исполнение ордера, действие которого приостановлено или отозвано, влечет признание полученных доказательств недопустимыми в порядке статьи </w:t>
+            </w:r>
             <w:r>
               <w:rPr>
                 <w:rFonts w:ascii="Times New Roman" w:eastAsia="Times New Roman" w:hAnsi="Times New Roman" w:cs="Times New Roman"/>
@@ -2509,16 +2749,396 @@
                 <w:szCs w:val="24"/>
                 <w:shd w:val="clear" w:color="auto" w:fill="D9EAD3"/>
               </w:rPr>
-              <w:t xml:space="preserve">з) </w:t>
-            </w:r>
-            <w:r>
-              <w:rPr>
-                <w:rFonts w:ascii="Times New Roman" w:eastAsia="Times New Roman" w:hAnsi="Times New Roman" w:cs="Times New Roman"/>
-                <w:color w:val="333333"/>
-                <w:sz w:val="24"/>
-                <w:szCs w:val="24"/>
-              </w:rPr>
-              <w:t xml:space="preserve">имеются ли основания для прекращения производства.</w:t>
+              <w:t xml:space="preserve">12 </w:t>
+            </w:r>
+            <w:r>
+              <w:rPr>
+                <w:rFonts w:ascii="Times New Roman" w:eastAsia="Times New Roman" w:hAnsi="Times New Roman" w:cs="Times New Roman"/>
+                <w:color w:val="333333"/>
+                <w:sz w:val="24"/>
+                <w:szCs w:val="24"/>
+              </w:rPr>
+              <w:t xml:space="preserve">Процессуального кодекса штата Сан-Андреас, а также ответственность, предусмотренную законодательством штата Сан-Андреас.</w:t>
+            </w:r>
+          </w:p>
+        </w:tc>
+      </w:tr>
+    </w:tbl>
+    <w:p>
+      <w:pPr>
+        <w:spacing w:after="300"/>
+        <w:jc w:val="both"/>
+      </w:pPr>
+    </w:p>
+    <w:p>
+      <w:pPr>
+        <w:spacing w:after="300"/>
+        <w:ind w:firstLine="426"/>
+      </w:pPr>
+      <w:r>
+        <w:rPr>
+          <w:rFonts w:ascii="Times New Roman" w:eastAsia="Times New Roman" w:hAnsi="Times New Roman" w:cs="Times New Roman"/>
+          <w:b/>
+          <w:bCs/>
+          <w:color w:val="333333"/>
+          <w:sz w:val="24"/>
+          <w:szCs w:val="24"/>
+        </w:rPr>
+        <w:t xml:space="preserve">SECTION. 6. ВНЕСЕНИЕ ПРАВКИ В Конституционный закон «О судебной системе штата Сан-Андреас»</w:t>
+      </w:r>
+    </w:p>
+    <w:tbl>
+      <w:tblPr>
+        <w:tblStyle w:val="aa"/>
+        <w:tblW w:w="11880" w:type="dxa"/>
+        <w:tblInd w:w="-1440" w:type="dxa"/>
+        <w:tblBorders>
+          <w:top w:val="single" w:sz="8" w:space="0" w:color="000000"/>
+          <w:left w:val="single" w:sz="8" w:space="0" w:color="000000"/>
+          <w:bottom w:val="single" w:sz="8" w:space="0" w:color="000000"/>
+          <w:right w:val="single" w:sz="8" w:space="0" w:color="000000"/>
+          <w:insideH w:val="single" w:sz="8" w:space="0" w:color="000000"/>
+          <w:insideV w:val="single" w:sz="8" w:space="0" w:color="000000"/>
+        </w:tblBorders>
+        <w:tblLayout w:type="fixed"/>
+        <w:tblLook w:val="0600" w:firstRow="0" w:lastRow="0" w:firstColumn="0" w:lastColumn="0" w:noHBand="1" w:noVBand="1"/>
+      </w:tblPr>
+      <w:tblGrid>
+        <w:gridCol w:w="5940"/>
+        <w:gridCol w:w="5940"/>
+      </w:tblGrid>
+      <w:tr>
+        <w:tc>
+          <w:tcPr>
+            <w:tcW w:w="5940" w:type="dxa"/>
+            <w:shd w:val="clear" w:color="auto" w:fill="auto"/>
+            <w:tcMar>
+              <w:top w:w="100" w:type="dxa"/>
+              <w:left w:w="100" w:type="dxa"/>
+              <w:bottom w:w="100" w:type="dxa"/>
+              <w:right w:w="100" w:type="dxa"/>
+            </w:tcMar>
+          </w:tcPr>
+          <w:p>
+            <w:pPr>
+              <w:widowControl w:val="0"/>
+              <w:spacing w:line="240" w:lineRule="auto"/>
+              <w:jc w:val="both"/>
+            </w:pPr>
+            <w:r>
+              <w:rPr>
+                <w:rFonts w:ascii="Times New Roman" w:eastAsia="Times New Roman" w:hAnsi="Times New Roman" w:cs="Times New Roman"/>
+                <w:color w:val="333333"/>
+                <w:sz w:val="24"/>
+                <w:szCs w:val="24"/>
+              </w:rPr>
+              <w:t xml:space="preserve">настоящая редакция</w:t>
+            </w:r>
+          </w:p>
+        </w:tc>
+        <w:tc>
+          <w:tcPr>
+            <w:tcW w:w="5940" w:type="dxa"/>
+            <w:shd w:val="clear" w:color="auto" w:fill="auto"/>
+            <w:tcMar>
+              <w:top w:w="100" w:type="dxa"/>
+              <w:left w:w="100" w:type="dxa"/>
+              <w:bottom w:w="100" w:type="dxa"/>
+              <w:right w:w="100" w:type="dxa"/>
+            </w:tcMar>
+          </w:tcPr>
+          <w:p>
+            <w:pPr>
+              <w:widowControl w:val="0"/>
+              <w:spacing w:line="240" w:lineRule="auto"/>
+              <w:jc w:val="both"/>
+            </w:pPr>
+            <w:r>
+              <w:rPr>
+                <w:rFonts w:ascii="Times New Roman" w:eastAsia="Times New Roman" w:hAnsi="Times New Roman" w:cs="Times New Roman"/>
+                <w:color w:val="333333"/>
+                <w:sz w:val="24"/>
+                <w:szCs w:val="24"/>
+              </w:rPr>
+              <w:t xml:space="preserve">предложенный вариант</w:t>
+            </w:r>
+          </w:p>
+        </w:tc>
+      </w:tr>
+      <w:tr>
+        <w:tc>
+          <w:tcPr>
+            <w:tcW w:w="5940" w:type="dxa"/>
+            <w:shd w:val="clear" w:color="auto" w:fill="auto"/>
+            <w:tcMar>
+              <w:top w:w="100" w:type="dxa"/>
+              <w:left w:w="100" w:type="dxa"/>
+              <w:bottom w:w="100" w:type="dxa"/>
+              <w:right w:w="100" w:type="dxa"/>
+            </w:tcMar>
+          </w:tcPr>
+          <w:p>
+            <w:pPr>
+              <w:widowControl w:val="0"/>
+              <w:spacing w:line="240" w:lineRule="auto"/>
+              <w:jc w:val="both"/>
+            </w:pPr>
+            <w:r>
+              <w:rPr>
+                <w:rFonts w:ascii="Times New Roman" w:eastAsia="Times New Roman" w:hAnsi="Times New Roman" w:cs="Times New Roman"/>
+                <w:color w:val="333333"/>
+                <w:sz w:val="24"/>
+                <w:szCs w:val="24"/>
+              </w:rPr>
+              <w:t xml:space="preserve">Статья 38. Гражданское судопроизводство</w:t>
+            </w:r>
+          </w:p>
+          <w:p>
+            <w:pPr>
+              <w:widowControl w:val="0"/>
+              <w:spacing w:line="240" w:lineRule="auto"/>
+              <w:jc w:val="both"/>
+            </w:pPr>
+            <w:r>
+              <w:rPr>
+                <w:rFonts w:ascii="Times New Roman" w:eastAsia="Times New Roman" w:hAnsi="Times New Roman" w:cs="Times New Roman"/>
+                <w:color w:val="333333"/>
+                <w:sz w:val="24"/>
+                <w:szCs w:val="24"/>
+              </w:rPr>
+              <w:t xml:space="preserve">ч. 10.1 В случае признания иска ответчиком в мотивировочной части решения суда может быть указано только на признание иска и принятие его судом.</w:t>
+            </w:r>
+          </w:p>
+          <w:p>
+            <w:pPr>
+              <w:widowControl w:val="0"/>
+              <w:spacing w:line="240" w:lineRule="auto"/>
+              <w:jc w:val="both"/>
+            </w:pPr>
+            <w:r>
+              <w:rPr>
+                <w:rFonts w:ascii="Times New Roman" w:eastAsia="Times New Roman" w:hAnsi="Times New Roman" w:cs="Times New Roman"/>
+                <w:color w:val="333333"/>
+                <w:sz w:val="24"/>
+                <w:szCs w:val="24"/>
+              </w:rPr>
+              <w:t xml:space="preserve">ч. 10.2 В мотивировочной части решения суда могут содержаться ссылки на постановления Верховного Суда штата Сан-Андреас, вынесенные по итогам рассмотрения дела в конституционном производстве, решения Верховного Суда штата Сан-Андреас, постановления Пленума судебной системы штата Сан-Андреас, постановления Президиума Верховного Суда штата Сан-Андреас, обзоры судебной практики Верховного Суда штата Сан-Андреас, утвержденные Президиумом Верховного Суда штата Сан-Андреас в целях обеспечения единства судебной практики и законности.</w:t>
+            </w:r>
+          </w:p>
+          <w:p>
+            <w:pPr>
+              <w:widowControl w:val="0"/>
+              <w:spacing w:line="240" w:lineRule="auto"/>
+              <w:jc w:val="both"/>
+            </w:pPr>
+            <w:r>
+              <w:rPr>
+                <w:rFonts w:ascii="Times New Roman" w:eastAsia="Times New Roman" w:hAnsi="Times New Roman" w:cs="Times New Roman"/>
+                <w:color w:val="333333"/>
+                <w:sz w:val="24"/>
+                <w:szCs w:val="24"/>
+                <w:shd w:val="clear" w:color="auto" w:fill="F4CCCC"/>
+              </w:rPr>
+              <w:t xml:space="preserve">ч. 11 В случае признания иска ответчиком в мотивировочной части решения суда может быть указано только на признание иска и принятие его судом.</w:t>
+            </w:r>
+          </w:p>
+        </w:tc>
+        <w:tc>
+          <w:tcPr>
+            <w:tcW w:w="5940" w:type="dxa"/>
+            <w:shd w:val="clear" w:color="auto" w:fill="auto"/>
+            <w:tcMar>
+              <w:top w:w="100" w:type="dxa"/>
+              <w:left w:w="100" w:type="dxa"/>
+              <w:bottom w:w="100" w:type="dxa"/>
+              <w:right w:w="100" w:type="dxa"/>
+            </w:tcMar>
+          </w:tcPr>
+          <w:p>
+            <w:pPr>
+              <w:widowControl w:val="0"/>
+              <w:spacing w:line="240" w:lineRule="auto"/>
+              <w:jc w:val="both"/>
+            </w:pPr>
+            <w:r>
+              <w:rPr>
+                <w:rFonts w:ascii="Times New Roman" w:eastAsia="Times New Roman" w:hAnsi="Times New Roman" w:cs="Times New Roman"/>
+                <w:color w:val="333333"/>
+                <w:sz w:val="24"/>
+                <w:szCs w:val="24"/>
+              </w:rPr>
+              <w:t xml:space="preserve">Статья 38. Гражданское судопроизводство</w:t>
+            </w:r>
+          </w:p>
+          <w:p>
+            <w:pPr>
+              <w:widowControl w:val="0"/>
+              <w:spacing w:line="240" w:lineRule="auto"/>
+              <w:jc w:val="both"/>
+            </w:pPr>
+            <w:r>
+              <w:rPr>
+                <w:rFonts w:ascii="Times New Roman" w:eastAsia="Times New Roman" w:hAnsi="Times New Roman" w:cs="Times New Roman"/>
+                <w:color w:val="333333"/>
+                <w:sz w:val="24"/>
+                <w:szCs w:val="24"/>
+              </w:rPr>
+              <w:t xml:space="preserve">ч. 10.1 В случае признания иска ответчиком в мотивировочной части решения суда может быть указано только на признание иска и принятие его судом.</w:t>
+            </w:r>
+          </w:p>
+          <w:p>
+            <w:pPr>
+              <w:widowControl w:val="0"/>
+              <w:spacing w:line="240" w:lineRule="auto"/>
+              <w:jc w:val="both"/>
+            </w:pPr>
+            <w:r>
+              <w:rPr>
+                <w:rFonts w:ascii="Times New Roman" w:eastAsia="Times New Roman" w:hAnsi="Times New Roman" w:cs="Times New Roman"/>
+                <w:color w:val="333333"/>
+                <w:sz w:val="24"/>
+                <w:szCs w:val="24"/>
+              </w:rPr>
+              <w:t xml:space="preserve">ч. 10.2 В мотивировочной части решения суда могут содержаться ссылки на постановления Верховного Суда штата Сан-Андреас, вынесенные по итогам рассмотрения дела в конституционном производстве, решения Верховного Суда штата Сан-Андреас, постановления Пленума судебной системы штата Сан-Андреас, постановления Президиума Верховного Суда штата Сан-Андреас, обзоры судебной практики Верховного Суда штата Сан-Андреас, утвержденные Президиумом Верховного Суда штата Сан-Андреас в целях обеспечения единства судебной практики и законности.</w:t>
+            </w:r>
+          </w:p>
+        </w:tc>
+      </w:tr>
+      <w:tr>
+        <w:tc>
+          <w:tcPr>
+            <w:tcW w:w="5940" w:type="dxa"/>
+            <w:shd w:val="clear" w:color="auto" w:fill="auto"/>
+            <w:tcMar>
+              <w:top w:w="100" w:type="dxa"/>
+              <w:left w:w="100" w:type="dxa"/>
+              <w:bottom w:w="100" w:type="dxa"/>
+              <w:right w:w="100" w:type="dxa"/>
+            </w:tcMar>
+          </w:tcPr>
+          <w:p>
+            <w:pPr>
+              <w:widowControl w:val="0"/>
+              <w:spacing w:line="240" w:lineRule="auto"/>
+              <w:jc w:val="both"/>
+            </w:pPr>
+            <w:r>
+              <w:rPr>
+                <w:rFonts w:ascii="Times New Roman" w:eastAsia="Times New Roman" w:hAnsi="Times New Roman" w:cs="Times New Roman"/>
+                <w:color w:val="333333"/>
+                <w:sz w:val="24"/>
+                <w:szCs w:val="24"/>
+              </w:rPr>
+              <w:t xml:space="preserve">Статья 49. Приговор или решение суда</w:t>
+            </w:r>
+          </w:p>
+          <w:p>
+            <w:pPr>
+              <w:widowControl w:val="0"/>
+              <w:spacing w:line="240" w:lineRule="auto"/>
+              <w:jc w:val="both"/>
+            </w:pPr>
+            <w:r>
+              <w:rPr>
+                <w:rFonts w:ascii="Times New Roman" w:eastAsia="Times New Roman" w:hAnsi="Times New Roman" w:cs="Times New Roman"/>
+                <w:color w:val="333333"/>
+                <w:sz w:val="24"/>
+                <w:szCs w:val="24"/>
+              </w:rPr>
+              <w:t xml:space="preserve">ч. 5 Если решением суда назначено наказание, связанное с лишением свободы, его исполнение осуществляется судебными приставами после оглашения резолютивной части решения немедленно в зале суда.</w:t>
+            </w:r>
+          </w:p>
+          <w:p>
+            <w:pPr>
+              <w:widowControl w:val="0"/>
+              <w:spacing w:line="240" w:lineRule="auto"/>
+              <w:jc w:val="both"/>
+            </w:pPr>
+            <w:r>
+              <w:rPr>
+                <w:rFonts w:ascii="Times New Roman" w:eastAsia="Times New Roman" w:hAnsi="Times New Roman" w:cs="Times New Roman"/>
+                <w:color w:val="333333"/>
+                <w:sz w:val="24"/>
+                <w:szCs w:val="24"/>
+              </w:rPr>
+              <w:t xml:space="preserve">ч. 6 Мотивировочная часть решения должна содержать перечень установленных судом фактов и изложение причин, по которым суд принял решение, с оценкой приведенных сторонами аргументов и доказательств.</w:t>
+            </w:r>
+          </w:p>
+          <w:p>
+            <w:pPr>
+              <w:widowControl w:val="0"/>
+              <w:spacing w:line="240" w:lineRule="auto"/>
+              <w:jc w:val="both"/>
+            </w:pPr>
+            <w:r>
+              <w:rPr>
+                <w:rFonts w:ascii="Times New Roman" w:eastAsia="Times New Roman" w:hAnsi="Times New Roman" w:cs="Times New Roman"/>
+                <w:color w:val="333333"/>
+                <w:sz w:val="24"/>
+                <w:szCs w:val="24"/>
+                <w:shd w:val="clear" w:color="auto" w:fill="F4CCCC"/>
+              </w:rPr>
+              <w:t xml:space="preserve">ч. 7 Если решением суда назначено наказание, связанное с лишением свободы, его исполнение осуществляется судебными приставами после оглашения резолютивной части решения немедленно в зале суда.</w:t>
+            </w:r>
+          </w:p>
+        </w:tc>
+        <w:tc>
+          <w:tcPr>
+            <w:tcW w:w="5940" w:type="dxa"/>
+            <w:shd w:val="clear" w:color="auto" w:fill="auto"/>
+            <w:tcMar>
+              <w:top w:w="100" w:type="dxa"/>
+              <w:left w:w="100" w:type="dxa"/>
+              <w:bottom w:w="100" w:type="dxa"/>
+              <w:right w:w="100" w:type="dxa"/>
+            </w:tcMar>
+          </w:tcPr>
+          <w:p>
+            <w:pPr>
+              <w:widowControl w:val="0"/>
+              <w:spacing w:line="240" w:lineRule="auto"/>
+              <w:jc w:val="both"/>
+            </w:pPr>
+            <w:r>
+              <w:rPr>
+                <w:rFonts w:ascii="Times New Roman" w:eastAsia="Times New Roman" w:hAnsi="Times New Roman" w:cs="Times New Roman"/>
+                <w:color w:val="333333"/>
+                <w:sz w:val="24"/>
+                <w:szCs w:val="24"/>
+              </w:rPr>
+              <w:t xml:space="preserve">Статья 49. Приговор или решение суда</w:t>
+            </w:r>
+          </w:p>
+          <w:p>
+            <w:pPr>
+              <w:widowControl w:val="0"/>
+              <w:spacing w:line="240" w:lineRule="auto"/>
+              <w:jc w:val="both"/>
+            </w:pPr>
+            <w:r>
+              <w:rPr>
+                <w:rFonts w:ascii="Times New Roman" w:eastAsia="Times New Roman" w:hAnsi="Times New Roman" w:cs="Times New Roman"/>
+                <w:color w:val="333333"/>
+                <w:sz w:val="24"/>
+                <w:szCs w:val="24"/>
+              </w:rPr>
+              <w:t xml:space="preserve">ч. 5 Если решением суда назначено наказание, связанное с лишением свободы, его исполнение осуществляется судебными приставами после оглашения резолютивной части решения немедленно в зале суда.</w:t>
+            </w:r>
+          </w:p>
+          <w:p>
+            <w:pPr>
+              <w:widowControl w:val="0"/>
+              <w:spacing w:line="240" w:lineRule="auto"/>
+              <w:jc w:val="both"/>
+            </w:pPr>
+            <w:r>
+              <w:rPr>
+                <w:rFonts w:ascii="Times New Roman" w:eastAsia="Times New Roman" w:hAnsi="Times New Roman" w:cs="Times New Roman"/>
+                <w:color w:val="333333"/>
+                <w:sz w:val="24"/>
+                <w:szCs w:val="24"/>
+              </w:rPr>
+              <w:t xml:space="preserve">ч. 6 Мотивировочная часть решения должна содержать перечень установленных судом фактов и изложение причин, по которым суд принял решение, с оценкой приведенных сторонами аргументов и доказательств.</w:t>
             </w:r>
           </w:p>
         </w:tc>
